--- a/test/南钢调研总结-数据平台建设和数据治理.docx
+++ b/test/南钢调研总结-数据平台建设和数据治理.docx
@@ -521,6 +521,7 @@
         <w:rPr>
           <w:noProof/>
         </w:rPr>
+        <w:lastRenderedPageBreak/>
         <w:drawing>
           <wp:inline distT="0" distB="0" distL="0" distR="0" wp14:anchorId="5A764D0E" wp14:editId="3F13281E">
             <wp:extent cx="5274310" cy="2326640"/>
@@ -537,7 +538,7 @@
                     <pic:cNvPicPr/>
                   </pic:nvPicPr>
                   <pic:blipFill>
-                    <a:blip r:embed="rId5"/>
+                    <a:blip r:embed="rId7"/>
                     <a:stretch>
                       <a:fillRect/>
                     </a:stretch>
@@ -903,25 +904,7 @@
           <w:sz w:val="24"/>
           <w:szCs w:val="24"/>
         </w:rPr>
-        <w:t>通过解析数据库日志（如MySQL的</w:t>
-      </w:r>
-      <w:proofErr w:type="spellStart"/>
-      <w:r>
-        <w:rPr>
-          <w:rFonts w:ascii="宋体" w:eastAsia="宋体" w:hAnsi="宋体" w:hint="eastAsia"/>
-          <w:sz w:val="24"/>
-          <w:szCs w:val="24"/>
-        </w:rPr>
-        <w:t>Binlog</w:t>
-      </w:r>
-      <w:proofErr w:type="spellEnd"/>
-      <w:r>
-        <w:rPr>
-          <w:rFonts w:ascii="宋体" w:eastAsia="宋体" w:hAnsi="宋体" w:hint="eastAsia"/>
-          <w:sz w:val="24"/>
-          <w:szCs w:val="24"/>
-        </w:rPr>
-        <w:t>）实时捕获数据变更</w:t>
+        <w:t>通过解析数据库日志（如MySQL的Binlog）实时捕获数据变更</w:t>
       </w:r>
       <w:r>
         <w:rPr>
@@ -1271,7 +1254,16 @@
           <w:sz w:val="24"/>
           <w:szCs w:val="24"/>
         </w:rPr>
-        <w:t>当前唐钢二期项目中的数据仓库</w:t>
+        <w:t>当前唐钢二</w:t>
+      </w:r>
+      <w:r>
+        <w:rPr>
+          <w:rFonts w:ascii="宋体" w:eastAsia="宋体" w:hAnsi="宋体" w:hint="eastAsia"/>
+          <w:sz w:val="24"/>
+          <w:szCs w:val="24"/>
+        </w:rPr>
+        <w:lastRenderedPageBreak/>
+        <w:t>期项目中的数据仓库</w:t>
       </w:r>
       <w:r>
         <w:rPr>
@@ -1833,6 +1825,7 @@
         </w:rPr>
       </w:pPr>
       <w:r>
+        <w:lastRenderedPageBreak/>
         <w:t>明细</w:t>
       </w:r>
       <w:r>
@@ -2719,7 +2712,16 @@
           <w:sz w:val="24"/>
           <w:szCs w:val="24"/>
         </w:rPr>
-        <w:t>数据汇总与聚合：对DWD层的明细数据进行轻度或高度汇总，按各种维度（如时间、</w:t>
+        <w:t>数据汇总与聚合：对DWD层的明细数据进行轻度或高度汇总，按各种维</w:t>
+      </w:r>
+      <w:r>
+        <w:rPr>
+          <w:rFonts w:ascii="宋体" w:eastAsia="宋体" w:hAnsi="宋体" w:hint="eastAsia"/>
+          <w:sz w:val="24"/>
+          <w:szCs w:val="24"/>
+        </w:rPr>
+        <w:lastRenderedPageBreak/>
+        <w:t>度（如时间、</w:t>
       </w:r>
       <w:r>
         <w:rPr>
@@ -3063,43 +3065,7 @@
           <w:sz w:val="24"/>
           <w:szCs w:val="24"/>
         </w:rPr>
-        <w:t>规范的命名：DWS层的表名通常遵循一定规范，例如：</w:t>
-      </w:r>
-      <w:proofErr w:type="spellStart"/>
-      <w:r>
-        <w:rPr>
-          <w:rFonts w:ascii="宋体" w:eastAsia="宋体" w:hAnsi="宋体"/>
-          <w:sz w:val="24"/>
-          <w:szCs w:val="24"/>
-        </w:rPr>
-        <w:t>dws</w:t>
-      </w:r>
-      <w:proofErr w:type="spellEnd"/>
-      <w:r>
-        <w:rPr>
-          <w:rFonts w:ascii="宋体" w:eastAsia="宋体" w:hAnsi="宋体"/>
-          <w:sz w:val="24"/>
-          <w:szCs w:val="24"/>
-        </w:rPr>
-        <w:t>_{数据域}_{统计粒度}_{业务过程}_{统计周期}。统计周期如1d（最近1日）、</w:t>
-      </w:r>
-      <w:proofErr w:type="spellStart"/>
-      <w:r>
-        <w:rPr>
-          <w:rFonts w:ascii="宋体" w:eastAsia="宋体" w:hAnsi="宋体"/>
-          <w:sz w:val="24"/>
-          <w:szCs w:val="24"/>
-        </w:rPr>
-        <w:t>nd</w:t>
-      </w:r>
-      <w:proofErr w:type="spellEnd"/>
-      <w:r>
-        <w:rPr>
-          <w:rFonts w:ascii="宋体" w:eastAsia="宋体" w:hAnsi="宋体"/>
-          <w:sz w:val="24"/>
-          <w:szCs w:val="24"/>
-        </w:rPr>
-        <w:t>（最近n日）、td（历史至今）。</w:t>
+        <w:t>规范的命名：DWS层的表名通常遵循一定规范，例如：dws_{数据域}_{统计粒度}_{业务过程}_{统计周期}。统计周期如1d（最近1日）、nd（最近n日）、td（历史至今）。</w:t>
       </w:r>
     </w:p>
     <w:p>
@@ -3372,7 +3338,16 @@
           <w:sz w:val="24"/>
           <w:szCs w:val="24"/>
         </w:rPr>
-        <w:t>高度定制化，面向应用：ADS层的数据表是为特定报表、看板或数据产品“量身定做”的，每个表都服务于非常具体的业务问题。例如，一个“</w:t>
+        <w:t>高度定制化，面向应用：ADS层的数据表是为特定报表、看板或数据产</w:t>
+      </w:r>
+      <w:r>
+        <w:rPr>
+          <w:rFonts w:ascii="宋体" w:eastAsia="宋体" w:hAnsi="宋体" w:hint="eastAsia"/>
+          <w:sz w:val="24"/>
+          <w:szCs w:val="24"/>
+        </w:rPr>
+        <w:lastRenderedPageBreak/>
+        <w:t>品“量身定做”的，每个表都服务于非常具体的业务问题。例如，一个“</w:t>
       </w:r>
       <w:r>
         <w:rPr>
@@ -4078,7 +4053,16 @@
           <w:sz w:val="24"/>
           <w:szCs w:val="24"/>
         </w:rPr>
-        <w:t>等关键信息，形成标准化的资产清单。</w:t>
+        <w:t>等关键信息，形</w:t>
+      </w:r>
+      <w:r>
+        <w:rPr>
+          <w:rFonts w:ascii="宋体" w:eastAsia="宋体" w:hAnsi="宋体" w:hint="eastAsia"/>
+          <w:sz w:val="24"/>
+          <w:szCs w:val="24"/>
+        </w:rPr>
+        <w:lastRenderedPageBreak/>
+        <w:t>成标准化的资产清单。</w:t>
       </w:r>
     </w:p>
     <w:p>
@@ -4578,6 +4562,7 @@
           <w:sz w:val="24"/>
           <w:szCs w:val="24"/>
         </w:rPr>
+        <w:lastRenderedPageBreak/>
         <w:t>将解析和校正后的血缘关系存储在图数据库等高效存储系统中，便于快速查询和分析。</w:t>
       </w:r>
     </w:p>
@@ -5687,7 +5672,7 @@
                 <w14:ligatures w14:val="none"/>
               </w:rPr>
             </w:pPr>
-            <w:hyperlink r:id="rId6" w:tgtFrame="_blank" w:history="1">
+            <w:hyperlink r:id="rId8" w:tgtFrame="_blank" w:history="1">
               <w:r>
                 <w:rPr>
                   <w:rFonts w:ascii="Segoe UI" w:eastAsia="等线" w:hAnsi="Segoe UI" w:cs="Segoe UI"/>
@@ -5815,7 +5800,7 @@
                 <w14:ligatures w14:val="none"/>
               </w:rPr>
             </w:pPr>
-            <w:hyperlink r:id="rId7" w:tgtFrame="_blank" w:history="1">
+            <w:hyperlink r:id="rId9" w:tgtFrame="_blank" w:history="1">
               <w:r>
                 <w:rPr>
                   <w:rFonts w:ascii="Segoe UI" w:eastAsia="等线" w:hAnsi="Segoe UI" w:cs="Segoe UI"/>
@@ -5874,6 +5859,7 @@
                 <w:szCs w:val="18"/>
                 <w14:ligatures w14:val="none"/>
               </w:rPr>
+              <w:lastRenderedPageBreak/>
               <w:t>是否非空</w:t>
             </w:r>
           </w:p>
@@ -5943,7 +5929,7 @@
                 <w14:ligatures w14:val="none"/>
               </w:rPr>
             </w:pPr>
-            <w:hyperlink r:id="rId8" w:tgtFrame="_blank" w:history="1">
+            <w:hyperlink r:id="rId10" w:tgtFrame="_blank" w:history="1">
               <w:r>
                 <w:rPr>
                   <w:rFonts w:ascii="Segoe UI" w:eastAsia="等线" w:hAnsi="Segoe UI" w:cs="Segoe UI"/>
@@ -6071,7 +6057,7 @@
                 <w14:ligatures w14:val="none"/>
               </w:rPr>
             </w:pPr>
-            <w:hyperlink r:id="rId9" w:tgtFrame="_blank" w:history="1">
+            <w:hyperlink r:id="rId11" w:tgtFrame="_blank" w:history="1">
               <w:r>
                 <w:rPr>
                   <w:rFonts w:ascii="Segoe UI" w:eastAsia="等线" w:hAnsi="Segoe UI" w:cs="Segoe UI"/>
@@ -6199,7 +6185,7 @@
                 <w14:ligatures w14:val="none"/>
               </w:rPr>
             </w:pPr>
-            <w:hyperlink r:id="rId10" w:tgtFrame="_blank" w:history="1">
+            <w:hyperlink r:id="rId12" w:tgtFrame="_blank" w:history="1">
               <w:r>
                 <w:rPr>
                   <w:rFonts w:ascii="Segoe UI" w:eastAsia="等线" w:hAnsi="Segoe UI" w:cs="Segoe UI"/>
@@ -6747,7 +6733,7 @@
                     <pic:cNvPicPr/>
                   </pic:nvPicPr>
                   <pic:blipFill rotWithShape="1">
-                    <a:blip r:embed="rId11"/>
+                    <a:blip r:embed="rId13"/>
                     <a:srcRect l="723"/>
                     <a:stretch>
                       <a:fillRect/>
@@ -6817,6 +6803,7 @@
         <w:rPr>
           <w:noProof/>
         </w:rPr>
+        <w:lastRenderedPageBreak/>
         <w:drawing>
           <wp:inline distT="0" distB="0" distL="0" distR="0" wp14:anchorId="5B0877CE" wp14:editId="7A3F6786">
             <wp:extent cx="5274310" cy="2603500"/>
@@ -6833,7 +6820,7 @@
                     <pic:cNvPicPr/>
                   </pic:nvPicPr>
                   <pic:blipFill>
-                    <a:blip r:embed="rId12"/>
+                    <a:blip r:embed="rId14"/>
                     <a:stretch>
                       <a:fillRect/>
                     </a:stretch>
@@ -6883,7 +6870,7 @@
                     <pic:cNvPicPr/>
                   </pic:nvPicPr>
                   <pic:blipFill>
-                    <a:blip r:embed="rId13"/>
+                    <a:blip r:embed="rId15"/>
                     <a:stretch>
                       <a:fillRect/>
                     </a:stretch>
@@ -7137,6 +7124,7 @@
           <w:sz w:val="24"/>
           <w:szCs w:val="24"/>
         </w:rPr>
+        <w:lastRenderedPageBreak/>
         <w:t>选择稽查对象（数据表）</w:t>
       </w:r>
       <w:r>
@@ -7671,7 +7659,6 @@
         </w:rPr>
         <w:t>假设工艺参数数据存储在</w:t>
       </w:r>
-      <w:proofErr w:type="spellStart"/>
       <w:r>
         <w:rPr>
           <w:rFonts w:ascii="宋体" w:eastAsia="宋体" w:hAnsi="宋体"/>
@@ -7680,7 +7667,6 @@
         </w:rPr>
         <w:t>TDengine</w:t>
       </w:r>
-      <w:proofErr w:type="spellEnd"/>
       <w:r>
         <w:rPr>
           <w:rFonts w:ascii="宋体" w:eastAsia="宋体" w:hAnsi="宋体" w:hint="eastAsia"/>
@@ -7811,6 +7797,7 @@
           <w:sz w:val="24"/>
           <w:szCs w:val="24"/>
         </w:rPr>
+        <w:lastRenderedPageBreak/>
         <w:t>Doris 兼容 MySQL 协议，因此可以直接使用 MySQL 数据源。在 Grafana 左侧菜单，点击 Connections &gt; Data sources &gt; Add data source；选择 MySQL，并填写 Doris 的连接信息。</w:t>
       </w:r>
     </w:p>
@@ -8443,6 +8430,7 @@
           <w:sz w:val="24"/>
           <w:szCs w:val="24"/>
         </w:rPr>
+        <w:lastRenderedPageBreak/>
         <w:t>依赖管理：精细配置任务间的上下游依赖，确保数据按正确顺序加工。</w:t>
       </w:r>
     </w:p>
@@ -9050,7 +9038,16 @@
           <w:sz w:val="24"/>
           <w:szCs w:val="24"/>
         </w:rPr>
-        <w:t>数据治理不是一次性的IT项目，而是一项持续的管理体系建设工程。其本质不是技术问题，而是管理问题——通过对数据的规范管理，确保数据的准确性、一致性和安全性。数据治理需要制度、流程、技术和组织的协同作用。</w:t>
+        <w:t>数据治理不是一次性的IT项目，而是一项持续的管理体系建设工程。其本质不是技术问题，而是管理问题——通过对数据的规范管理，确保数据的准确</w:t>
+      </w:r>
+      <w:r>
+        <w:rPr>
+          <w:rFonts w:ascii="宋体" w:eastAsia="宋体" w:hAnsi="宋体"/>
+          <w:sz w:val="24"/>
+          <w:szCs w:val="24"/>
+        </w:rPr>
+        <w:lastRenderedPageBreak/>
+        <w:t>性、一致性和安全性。数据治理需要制度、流程、技术和组织的协同作用。</w:t>
       </w:r>
     </w:p>
     <w:p>
@@ -9694,7 +9691,16 @@
           <w:sz w:val="24"/>
           <w:szCs w:val="24"/>
         </w:rPr>
-        <w:t>数据安全组</w:t>
+        <w:t>数据</w:t>
+      </w:r>
+      <w:r>
+        <w:rPr>
+          <w:rFonts w:ascii="宋体" w:eastAsia="宋体" w:hAnsi="宋体" w:hint="eastAsia"/>
+          <w:sz w:val="24"/>
+          <w:szCs w:val="24"/>
+        </w:rPr>
+        <w:lastRenderedPageBreak/>
+        <w:t>安全组</w:t>
       </w:r>
       <w:r>
         <w:rPr>
@@ -10624,7 +10630,7 @@
                 <w14:ligatures w14:val="none"/>
               </w:rPr>
             </w:pPr>
-            <w:hyperlink r:id="rId14" w:tgtFrame="_blank" w:history="1">
+            <w:hyperlink r:id="rId16" w:tgtFrame="_blank" w:history="1">
               <w:r>
                 <w:rPr>
                   <w:rFonts w:ascii="宋体" w:eastAsia="宋体" w:hAnsi="宋体" w:cs="宋体"/>
@@ -10701,7 +10707,7 @@
                 <w14:ligatures w14:val="none"/>
               </w:rPr>
             </w:pPr>
-            <w:hyperlink r:id="rId15" w:tgtFrame="_blank" w:history="1">
+            <w:hyperlink r:id="rId17" w:tgtFrame="_blank" w:history="1">
               <w:r>
                 <w:rPr>
                   <w:rFonts w:ascii="宋体" w:eastAsia="宋体" w:hAnsi="宋体" w:cs="宋体"/>
@@ -10750,6 +10756,7 @@
                 <w:kern w:val="0"/>
                 <w14:ligatures w14:val="none"/>
               </w:rPr>
+              <w:lastRenderedPageBreak/>
               <w:t>小型企业</w:t>
             </w:r>
           </w:p>
@@ -11578,6 +11585,7 @@
           <w:sz w:val="24"/>
           <w:szCs w:val="24"/>
         </w:rPr>
+        <w:lastRenderedPageBreak/>
         <w:t>4）</w:t>
       </w:r>
       <w:r>
@@ -13317,7 +13325,16 @@
           <w:sz w:val="24"/>
           <w:szCs w:val="24"/>
         </w:rPr>
-        <w:t>正向激励：设立"数据治理标兵"奖项，每季度评选优秀数据管家，给予奖金/荣誉</w:t>
+        <w:t>正向激励：设立"数据治理标兵"奖项，每季度评选优秀数据管家，给予</w:t>
+      </w:r>
+      <w:r>
+        <w:rPr>
+          <w:rFonts w:ascii="宋体" w:eastAsia="宋体" w:hAnsi="宋体"/>
+          <w:sz w:val="24"/>
+          <w:szCs w:val="24"/>
+        </w:rPr>
+        <w:lastRenderedPageBreak/>
+        <w:t>奖金/荣誉</w:t>
       </w:r>
     </w:p>
     <w:p>
@@ -13655,18 +13672,17 @@
         <w:spacing w:line="360" w:lineRule="auto"/>
         <w:ind w:firstLineChars="200" w:firstLine="480"/>
         <w:rPr>
-          <w:rFonts w:ascii="宋体" w:eastAsia="宋体" w:hAnsi="宋体"/>
-          <w:sz w:val="24"/>
-          <w:szCs w:val="24"/>
-        </w:rPr>
-      </w:pPr>
-      <w:r>
-        <w:rPr>
-          <w:rFonts w:ascii="宋体" w:eastAsia="宋体" w:hAnsi="宋体"/>
-          <w:sz w:val="24"/>
-          <w:szCs w:val="24"/>
-        </w:rPr>
-        <w:lastRenderedPageBreak/>
+          <w:rFonts w:ascii="宋体" w:eastAsia="宋体" w:hAnsi="宋体" w:hint="eastAsia"/>
+          <w:sz w:val="24"/>
+          <w:szCs w:val="24"/>
+        </w:rPr>
+      </w:pPr>
+      <w:r>
+        <w:rPr>
+          <w:rFonts w:ascii="宋体" w:eastAsia="宋体" w:hAnsi="宋体"/>
+          <w:sz w:val="24"/>
+          <w:szCs w:val="24"/>
+        </w:rPr>
         <w:t>当前南钢的‘智改数转网联’</w:t>
       </w:r>
       <w:r>
@@ -13789,11 +13805,14 @@
           <w:ilvl w:val="1"/>
           <w:numId w:val="1"/>
         </w:numPr>
-      </w:pPr>
-      <w:r>
         <w:rPr>
           <w:rFonts w:hint="eastAsia"/>
         </w:rPr>
+      </w:pPr>
+      <w:r>
+        <w:rPr>
+          <w:rFonts w:hint="eastAsia"/>
+        </w:rPr>
         <w:t>总结</w:t>
       </w:r>
     </w:p>
@@ -13809,19 +13828,143 @@
       </w:pPr>
       <w:r>
         <w:rPr>
-          <w:rFonts w:ascii="宋体" w:eastAsia="宋体" w:hAnsi="宋体"/>
-          <w:sz w:val="24"/>
-          <w:szCs w:val="24"/>
-        </w:rPr>
-        <w:t>完善质量分析工具体系建设，例如SPC控制图分析、过程能力分析，</w:t>
-      </w:r>
-      <w:r>
-        <w:rPr>
-          <w:rFonts w:ascii="宋体" w:eastAsia="宋体" w:hAnsi="宋体" w:hint="eastAsia"/>
-          <w:sz w:val="24"/>
-          <w:szCs w:val="24"/>
-        </w:rPr>
-        <w:t>后续可以作为智能体开发可以使用的工具体系</w:t>
+          <w:rFonts w:ascii="宋体" w:eastAsia="宋体" w:hAnsi="宋体" w:hint="eastAsia"/>
+          <w:sz w:val="24"/>
+          <w:szCs w:val="24"/>
+        </w:rPr>
+        <w:t>总结南钢调研的内容，后续工作可以包括如下</w:t>
+      </w:r>
+      <w:r>
+        <w:rPr>
+          <w:rFonts w:ascii="宋体" w:eastAsia="宋体" w:hAnsi="宋体" w:hint="eastAsia"/>
+          <w:sz w:val="24"/>
+          <w:szCs w:val="24"/>
+        </w:rPr>
+        <w:t>的</w:t>
+      </w:r>
+      <w:r>
+        <w:rPr>
+          <w:rFonts w:ascii="宋体" w:eastAsia="宋体" w:hAnsi="宋体" w:hint="eastAsia"/>
+          <w:sz w:val="24"/>
+          <w:szCs w:val="24"/>
+        </w:rPr>
+        <w:t>内容：</w:t>
+      </w:r>
+    </w:p>
+    <w:p>
+      <w:pPr>
+        <w:spacing w:line="360" w:lineRule="auto"/>
+        <w:ind w:firstLineChars="200" w:firstLine="480"/>
+        <w:rPr>
+          <w:rFonts w:ascii="宋体" w:eastAsia="宋体" w:hAnsi="宋体" w:hint="eastAsia"/>
+          <w:sz w:val="24"/>
+          <w:szCs w:val="24"/>
+        </w:rPr>
+      </w:pPr>
+      <w:r>
+        <w:rPr>
+          <w:rFonts w:ascii="宋体" w:eastAsia="宋体" w:hAnsi="宋体" w:hint="eastAsia"/>
+          <w:sz w:val="24"/>
+          <w:szCs w:val="24"/>
+        </w:rPr>
+        <w:t>1）</w:t>
+      </w:r>
+      <w:r>
+        <w:rPr>
+          <w:rFonts w:ascii="宋体" w:eastAsia="宋体" w:hAnsi="宋体"/>
+          <w:sz w:val="24"/>
+          <w:szCs w:val="24"/>
+        </w:rPr>
+        <w:t>完善质量分析工具体系建设，</w:t>
+      </w:r>
+      <w:r>
+        <w:rPr>
+          <w:rFonts w:ascii="宋体" w:eastAsia="宋体" w:hAnsi="宋体" w:hint="eastAsia"/>
+          <w:sz w:val="24"/>
+          <w:szCs w:val="24"/>
+        </w:rPr>
+        <w:t>包括：a）基础统计工具，例如散点图分</w:t>
+      </w:r>
+      <w:r>
+        <w:rPr>
+          <w:rFonts w:ascii="宋体" w:eastAsia="宋体" w:hAnsi="宋体" w:hint="eastAsia"/>
+          <w:sz w:val="24"/>
+          <w:szCs w:val="24"/>
+        </w:rPr>
+        <w:lastRenderedPageBreak/>
+        <w:t>析两个数值变量的关系、直方图分析数据</w:t>
+      </w:r>
+      <w:r>
+        <w:rPr>
+          <w:rFonts w:ascii="宋体" w:eastAsia="宋体" w:hAnsi="宋体" w:hint="eastAsia"/>
+          <w:sz w:val="24"/>
+          <w:szCs w:val="24"/>
+        </w:rPr>
+        <w:t>的</w:t>
+      </w:r>
+      <w:r>
+        <w:rPr>
+          <w:rFonts w:ascii="宋体" w:eastAsia="宋体" w:hAnsi="宋体" w:hint="eastAsia"/>
+          <w:sz w:val="24"/>
+          <w:szCs w:val="24"/>
+        </w:rPr>
+        <w:t>分布形态；b）质量稳定性分析工具，例如</w:t>
+      </w:r>
+      <w:r>
+        <w:rPr>
+          <w:rFonts w:ascii="宋体" w:eastAsia="宋体" w:hAnsi="宋体"/>
+          <w:sz w:val="24"/>
+          <w:szCs w:val="24"/>
+        </w:rPr>
+        <w:t>SPC控制图分析</w:t>
+      </w:r>
+      <w:r>
+        <w:rPr>
+          <w:rFonts w:ascii="宋体" w:eastAsia="宋体" w:hAnsi="宋体" w:hint="eastAsia"/>
+          <w:sz w:val="24"/>
+          <w:szCs w:val="24"/>
+        </w:rPr>
+        <w:t>过程是否稳定</w:t>
+      </w:r>
+      <w:r>
+        <w:rPr>
+          <w:rFonts w:ascii="宋体" w:eastAsia="宋体" w:hAnsi="宋体" w:hint="eastAsia"/>
+          <w:sz w:val="24"/>
+          <w:szCs w:val="24"/>
+        </w:rPr>
+        <w:t>；c）知识图谱工具，用于质量问题追溯。</w:t>
+      </w:r>
+      <w:r>
+        <w:rPr>
+          <w:rFonts w:ascii="宋体" w:eastAsia="宋体" w:hAnsi="宋体" w:hint="eastAsia"/>
+          <w:sz w:val="24"/>
+          <w:szCs w:val="24"/>
+        </w:rPr>
+        <w:t>这些质量分析工具</w:t>
+      </w:r>
+      <w:r>
+        <w:rPr>
+          <w:rFonts w:ascii="宋体" w:eastAsia="宋体" w:hAnsi="宋体" w:hint="eastAsia"/>
+          <w:sz w:val="24"/>
+          <w:szCs w:val="24"/>
+        </w:rPr>
+        <w:t>后续可以作为智能体开发可以</w:t>
+      </w:r>
+      <w:r>
+        <w:rPr>
+          <w:rFonts w:ascii="宋体" w:eastAsia="宋体" w:hAnsi="宋体" w:hint="eastAsia"/>
+          <w:sz w:val="24"/>
+          <w:szCs w:val="24"/>
+        </w:rPr>
+        <w:t>复用</w:t>
+      </w:r>
+      <w:r>
+        <w:rPr>
+          <w:rFonts w:ascii="宋体" w:eastAsia="宋体" w:hAnsi="宋体" w:hint="eastAsia"/>
+          <w:sz w:val="24"/>
+          <w:szCs w:val="24"/>
+        </w:rPr>
+        <w:t>的工具体系</w:t>
       </w:r>
       <w:r>
         <w:rPr>
@@ -13837,11 +13980,19 @@
         <w:spacing w:line="360" w:lineRule="auto"/>
         <w:ind w:firstLineChars="200" w:firstLine="480"/>
         <w:rPr>
-          <w:rFonts w:ascii="宋体" w:eastAsia="宋体" w:hAnsi="宋体"/>
-          <w:sz w:val="24"/>
-          <w:szCs w:val="24"/>
-        </w:rPr>
-      </w:pPr>
+          <w:rFonts w:ascii="宋体" w:eastAsia="宋体" w:hAnsi="宋体" w:hint="eastAsia"/>
+          <w:sz w:val="24"/>
+          <w:szCs w:val="24"/>
+        </w:rPr>
+      </w:pPr>
+      <w:r>
+        <w:rPr>
+          <w:rFonts w:ascii="宋体" w:eastAsia="宋体" w:hAnsi="宋体" w:hint="eastAsia"/>
+          <w:sz w:val="24"/>
+          <w:szCs w:val="24"/>
+        </w:rPr>
+        <w:t>2）</w:t>
+      </w:r>
       <w:r>
         <w:rPr>
           <w:rFonts w:ascii="宋体" w:eastAsia="宋体" w:hAnsi="宋体" w:hint="eastAsia"/>
@@ -13872,14 +14023,6 @@
           <w:sz w:val="24"/>
           <w:szCs w:val="24"/>
         </w:rPr>
-        <w:t>并且</w:t>
-      </w:r>
-      <w:r>
-        <w:rPr>
-          <w:rFonts w:ascii="宋体" w:eastAsia="宋体" w:hAnsi="宋体" w:hint="eastAsia"/>
-          <w:sz w:val="24"/>
-          <w:szCs w:val="24"/>
-        </w:rPr>
         <w:t>探索</w:t>
       </w:r>
       <w:r>
@@ -13896,7 +14039,23 @@
           <w:sz w:val="24"/>
           <w:szCs w:val="24"/>
         </w:rPr>
-        <w:t>的实际应用，例如</w:t>
+        <w:t>的实际应用，</w:t>
+      </w:r>
+      <w:r>
+        <w:rPr>
+          <w:rFonts w:ascii="宋体" w:eastAsia="宋体" w:hAnsi="宋体" w:hint="eastAsia"/>
+          <w:sz w:val="24"/>
+          <w:szCs w:val="24"/>
+        </w:rPr>
+        <w:t>构建面向细分场景的人工智能模型。</w:t>
+      </w:r>
+      <w:r>
+        <w:rPr>
+          <w:rFonts w:ascii="宋体" w:eastAsia="宋体" w:hAnsi="宋体" w:hint="eastAsia"/>
+          <w:sz w:val="24"/>
+          <w:szCs w:val="24"/>
+        </w:rPr>
+        <w:t>例如</w:t>
       </w:r>
       <w:r>
         <w:rPr>
@@ -13979,7 +14138,47 @@
           <w:sz w:val="24"/>
           <w:szCs w:val="24"/>
         </w:rPr>
-        <w:t>以大模型为底座，</w:t>
+        <w:t>3）</w:t>
+      </w:r>
+      <w:r>
+        <w:rPr>
+          <w:rFonts w:ascii="宋体" w:eastAsia="宋体" w:hAnsi="宋体" w:hint="eastAsia"/>
+          <w:sz w:val="24"/>
+          <w:szCs w:val="24"/>
+        </w:rPr>
+        <w:t>基于使用领域知识微调的</w:t>
+      </w:r>
+      <w:r>
+        <w:rPr>
+          <w:rFonts w:ascii="宋体" w:eastAsia="宋体" w:hAnsi="宋体" w:hint="eastAsia"/>
+          <w:sz w:val="24"/>
+          <w:szCs w:val="24"/>
+        </w:rPr>
+        <w:t>大模型，</w:t>
+      </w:r>
+      <w:r>
+        <w:rPr>
+          <w:rFonts w:ascii="宋体" w:eastAsia="宋体" w:hAnsi="宋体" w:hint="eastAsia"/>
+          <w:sz w:val="24"/>
+          <w:szCs w:val="24"/>
+        </w:rPr>
+        <w:t>以及前两部分</w:t>
+      </w:r>
+      <w:r>
+        <w:rPr>
+          <w:rFonts w:ascii="宋体" w:eastAsia="宋体" w:hAnsi="宋体" w:hint="eastAsia"/>
+          <w:sz w:val="24"/>
+          <w:szCs w:val="24"/>
+        </w:rPr>
+        <w:t>积累</w:t>
+      </w:r>
+      <w:r>
+        <w:rPr>
+          <w:rFonts w:ascii="宋体" w:eastAsia="宋体" w:hAnsi="宋体" w:hint="eastAsia"/>
+          <w:sz w:val="24"/>
+          <w:szCs w:val="24"/>
+        </w:rPr>
+        <w:t>的质量分析工具、细分场景的人工智能模型，</w:t>
       </w:r>
       <w:r>
         <w:rPr>
@@ -13995,6 +14194,14 @@
           <w:sz w:val="24"/>
           <w:szCs w:val="24"/>
         </w:rPr>
+        <w:t>不同</w:t>
+      </w:r>
+      <w:r>
+        <w:rPr>
+          <w:rFonts w:ascii="宋体" w:eastAsia="宋体" w:hAnsi="宋体" w:hint="eastAsia"/>
+          <w:sz w:val="24"/>
+          <w:szCs w:val="24"/>
+        </w:rPr>
         <w:t>细分场景的智能体</w:t>
       </w:r>
       <w:r>
@@ -14003,7 +14210,23 @@
           <w:sz w:val="24"/>
           <w:szCs w:val="24"/>
         </w:rPr>
-        <w:t>，例如质量分析智能体，可以进行SPC控制图分析、过程能力分析等工作</w:t>
+        <w:t>，例如质量分析智能体，可以进行SPC控制图分析等</w:t>
+      </w:r>
+      <w:r>
+        <w:rPr>
+          <w:rFonts w:ascii="宋体" w:eastAsia="宋体" w:hAnsi="宋体" w:hint="eastAsia"/>
+          <w:sz w:val="24"/>
+          <w:szCs w:val="24"/>
+        </w:rPr>
+        <w:t>质量分析</w:t>
+      </w:r>
+      <w:r>
+        <w:rPr>
+          <w:rFonts w:ascii="宋体" w:eastAsia="宋体" w:hAnsi="宋体" w:hint="eastAsia"/>
+          <w:sz w:val="24"/>
+          <w:szCs w:val="24"/>
+        </w:rPr>
+        <w:t>工作</w:t>
       </w:r>
       <w:r>
         <w:rPr>
@@ -14019,6 +14242,49 @@
           <w:sz w:val="24"/>
           <w:szCs w:val="24"/>
         </w:rPr>
+        <w:t>这些细分场景的智能体可以作为</w:t>
+      </w:r>
+      <w:r>
+        <w:rPr>
+          <w:rFonts w:ascii="宋体" w:eastAsia="宋体" w:hAnsi="宋体" w:hint="eastAsia"/>
+          <w:sz w:val="24"/>
+          <w:szCs w:val="24"/>
+        </w:rPr>
+        <w:t>现阶段</w:t>
+      </w:r>
+      <w:r>
+        <w:rPr>
+          <w:rFonts w:ascii="宋体" w:eastAsia="宋体" w:hAnsi="宋体" w:hint="eastAsia"/>
+          <w:sz w:val="24"/>
+          <w:szCs w:val="24"/>
+        </w:rPr>
+        <w:t>项目的智能化应用的创新点。</w:t>
+      </w:r>
+    </w:p>
+    <w:p>
+      <w:pPr>
+        <w:spacing w:line="360" w:lineRule="auto"/>
+        <w:ind w:firstLineChars="200" w:firstLine="480"/>
+        <w:rPr>
+          <w:rFonts w:ascii="宋体" w:eastAsia="宋体" w:hAnsi="宋体" w:hint="eastAsia"/>
+          <w:sz w:val="24"/>
+          <w:szCs w:val="24"/>
+        </w:rPr>
+      </w:pPr>
+      <w:r>
+        <w:rPr>
+          <w:rFonts w:ascii="宋体" w:eastAsia="宋体" w:hAnsi="宋体" w:hint="eastAsia"/>
+          <w:sz w:val="24"/>
+          <w:szCs w:val="24"/>
+        </w:rPr>
+        <w:t>4）</w:t>
+      </w:r>
+      <w:r>
+        <w:rPr>
+          <w:rFonts w:ascii="宋体" w:eastAsia="宋体" w:hAnsi="宋体" w:hint="eastAsia"/>
+          <w:sz w:val="24"/>
+          <w:szCs w:val="24"/>
+        </w:rPr>
         <w:t>最终</w:t>
       </w:r>
       <w:r>
@@ -14027,6 +14293,14 @@
           <w:sz w:val="24"/>
           <w:szCs w:val="24"/>
         </w:rPr>
+        <w:t>阶段，</w:t>
+      </w:r>
+      <w:r>
+        <w:rPr>
+          <w:rFonts w:ascii="宋体" w:eastAsia="宋体" w:hAnsi="宋体" w:hint="eastAsia"/>
+          <w:sz w:val="24"/>
+          <w:szCs w:val="24"/>
+        </w:rPr>
         <w:t>基于多个不同细分场景的智能体，</w:t>
       </w:r>
       <w:r>
@@ -14043,7 +14317,71 @@
           <w:sz w:val="24"/>
           <w:szCs w:val="24"/>
         </w:rPr>
-        <w:t>，形成完善的智能质量管控体系</w:t>
+        <w:t>，</w:t>
+      </w:r>
+      <w:r>
+        <w:rPr>
+          <w:rFonts w:ascii="宋体" w:eastAsia="宋体" w:hAnsi="宋体" w:hint="eastAsia"/>
+          <w:sz w:val="24"/>
+          <w:szCs w:val="24"/>
+        </w:rPr>
+        <w:t>构建多智能体工作体系，</w:t>
+      </w:r>
+      <w:r>
+        <w:rPr>
+          <w:rFonts w:ascii="宋体" w:eastAsia="宋体" w:hAnsi="宋体" w:hint="eastAsia"/>
+          <w:sz w:val="24"/>
+          <w:szCs w:val="24"/>
+        </w:rPr>
+        <w:t>任意的质量管理任务由</w:t>
+      </w:r>
+      <w:r>
+        <w:rPr>
+          <w:rFonts w:ascii="宋体" w:eastAsia="宋体" w:hAnsi="宋体"/>
+          <w:sz w:val="24"/>
+          <w:szCs w:val="24"/>
+        </w:rPr>
+        <w:t>一个“主管”智能体负责将任务分解并分发给下层</w:t>
+      </w:r>
+      <w:r>
+        <w:rPr>
+          <w:rFonts w:ascii="宋体" w:eastAsia="宋体" w:hAnsi="宋体" w:hint="eastAsia"/>
+          <w:sz w:val="24"/>
+          <w:szCs w:val="24"/>
+        </w:rPr>
+        <w:t>细分场景的</w:t>
+      </w:r>
+      <w:r>
+        <w:rPr>
+          <w:rFonts w:ascii="宋体" w:eastAsia="宋体" w:hAnsi="宋体"/>
+          <w:sz w:val="24"/>
+          <w:szCs w:val="24"/>
+        </w:rPr>
+        <w:t>智能体</w:t>
+      </w:r>
+      <w:r>
+        <w:rPr>
+          <w:rFonts w:ascii="宋体" w:eastAsia="宋体" w:hAnsi="宋体" w:hint="eastAsia"/>
+          <w:sz w:val="24"/>
+          <w:szCs w:val="24"/>
+        </w:rPr>
+        <w:t>，</w:t>
+      </w:r>
+      <w:r>
+        <w:rPr>
+          <w:rFonts w:ascii="宋体" w:eastAsia="宋体" w:hAnsi="宋体" w:hint="eastAsia"/>
+          <w:sz w:val="24"/>
+          <w:szCs w:val="24"/>
+        </w:rPr>
+        <w:t>形成完善的智能质量管控</w:t>
+      </w:r>
+      <w:r>
+        <w:rPr>
+          <w:rFonts w:ascii="宋体" w:eastAsia="宋体" w:hAnsi="宋体" w:hint="eastAsia"/>
+          <w:sz w:val="24"/>
+          <w:szCs w:val="24"/>
+        </w:rPr>
+        <w:t>生态</w:t>
       </w:r>
       <w:r>
         <w:rPr>
@@ -14062,6 +14400,64 @@
     </w:sectPr>
   </w:body>
 </w:document>
+</file>
+
+<file path=word/endnotes.xml><?xml version="1.0" encoding="utf-8"?>
+<w:endnotes xmlns:wpc="http://schemas.microsoft.com/office/word/2010/wordprocessingCanvas" xmlns:cx="http://schemas.microsoft.com/office/drawing/2014/chartex" xmlns:cx1="http://schemas.microsoft.com/office/drawing/2015/9/8/chartex" xmlns:cx2="http://schemas.microsoft.com/office/drawing/2015/10/21/chartex" xmlns:cx3="http://schemas.microsoft.com/office/drawing/2016/5/9/chartex" xmlns:cx4="http://schemas.microsoft.com/office/drawing/2016/5/10/chartex" xmlns:cx5="http://schemas.microsoft.com/office/drawing/2016/5/11/chartex" xmlns:cx6="http://schemas.microsoft.com/office/drawing/2016/5/12/chartex" xmlns:cx7="http://schemas.microsoft.com/office/drawing/2016/5/13/chartex" xmlns:cx8="http://schemas.microsoft.com/office/drawing/2016/5/14/chartex" xmlns:mc="http://schemas.openxmlformats.org/markup-compatibility/2006" xmlns:aink="http://schemas.microsoft.com/office/drawing/2016/ink" xmlns:am3d="http://schemas.microsoft.com/office/drawing/2017/model3d" xmlns:o="urn:schemas-microsoft-com:office:office" xmlns:oel="http://schemas.microsoft.com/office/2019/extlst" xmlns:r="http://schemas.openxmlformats.org/officeDocument/2006/relationships" xmlns:m="http://schemas.openxmlformats.org/officeDocument/2006/math" xmlns:v="urn:schemas-microsoft-com:vml" xmlns:wp14="http://schemas.microsoft.com/office/word/2010/wordprocessingDrawing" xmlns:wp="http://schemas.openxmlformats.org/drawingml/2006/wordprocessingDrawing" xmlns:w10="urn:schemas-microsoft-com:office:word" xmlns:w="http://schemas.openxmlformats.org/wordprocessingml/2006/main" xmlns:w14="http://schemas.microsoft.com/office/word/2010/wordml" xmlns:w15="http://schemas.microsoft.com/office/word/2012/wordml" xmlns:w16cei="http://schemas.microsoft.com/office/word/2026/wordml/cei" xmlns:w16cex="http://schemas.microsoft.com/office/word/2018/wordml/cex" xmlns:w16cid="http://schemas.microsoft.com/office/word/2016/wordml/cid" xmlns:w16="http://schemas.microsoft.com/office/word/2018/wordml" xmlns:w16du="http://schemas.microsoft.com/office/word/2023/wordml/word16du" xmlns:w16sdtdh="http://schemas.microsoft.com/office/word/2020/wordml/sdtdatahash" xmlns:w16sdtfl="http://schemas.microsoft.com/office/word/2024/wordml/sdtformatlock" xmlns:w16se="http://schemas.microsoft.com/office/word/2015/wordml/symex" xmlns:wpg="http://schemas.microsoft.com/office/word/2010/wordprocessingGroup" xmlns:wpi="http://schemas.microsoft.com/office/word/2010/wordprocessingInk" xmlns:wne="http://schemas.microsoft.com/office/word/2006/wordml" xmlns:wps="http://schemas.microsoft.com/office/word/2010/wordprocessingShape" mc:Ignorable="w14 w15 w16se w16cid w16 w16cex w16sdtdh w16sdtfl w16du wp14">
+  <w:endnote w:type="separator" w:id="-1">
+    <w:p>
+      <w:pPr>
+        <w:rPr>
+          <w:rFonts w:hint="eastAsia"/>
+        </w:rPr>
+      </w:pPr>
+      <w:r>
+        <w:separator/>
+      </w:r>
+    </w:p>
+  </w:endnote>
+  <w:endnote w:type="continuationSeparator" w:id="0">
+    <w:p>
+      <w:pPr>
+        <w:rPr>
+          <w:rFonts w:hint="eastAsia"/>
+        </w:rPr>
+      </w:pPr>
+      <w:r>
+        <w:continuationSeparator/>
+      </w:r>
+    </w:p>
+  </w:endnote>
+</w:endnotes>
+</file>
+
+<file path=word/footnotes.xml><?xml version="1.0" encoding="utf-8"?>
+<w:footnotes xmlns:wpc="http://schemas.microsoft.com/office/word/2010/wordprocessingCanvas" xmlns:cx="http://schemas.microsoft.com/office/drawing/2014/chartex" xmlns:cx1="http://schemas.microsoft.com/office/drawing/2015/9/8/chartex" xmlns:cx2="http://schemas.microsoft.com/office/drawing/2015/10/21/chartex" xmlns:cx3="http://schemas.microsoft.com/office/drawing/2016/5/9/chartex" xmlns:cx4="http://schemas.microsoft.com/office/drawing/2016/5/10/chartex" xmlns:cx5="http://schemas.microsoft.com/office/drawing/2016/5/11/chartex" xmlns:cx6="http://schemas.microsoft.com/office/drawing/2016/5/12/chartex" xmlns:cx7="http://schemas.microsoft.com/office/drawing/2016/5/13/chartex" xmlns:cx8="http://schemas.microsoft.com/office/drawing/2016/5/14/chartex" xmlns:mc="http://schemas.openxmlformats.org/markup-compatibility/2006" xmlns:aink="http://schemas.microsoft.com/office/drawing/2016/ink" xmlns:am3d="http://schemas.microsoft.com/office/drawing/2017/model3d" xmlns:o="urn:schemas-microsoft-com:office:office" xmlns:oel="http://schemas.microsoft.com/office/2019/extlst" xmlns:r="http://schemas.openxmlformats.org/officeDocument/2006/relationships" xmlns:m="http://schemas.openxmlformats.org/officeDocument/2006/math" xmlns:v="urn:schemas-microsoft-com:vml" xmlns:wp14="http://schemas.microsoft.com/office/word/2010/wordprocessingDrawing" xmlns:wp="http://schemas.openxmlformats.org/drawingml/2006/wordprocessingDrawing" xmlns:w10="urn:schemas-microsoft-com:office:word" xmlns:w="http://schemas.openxmlformats.org/wordprocessingml/2006/main" xmlns:w14="http://schemas.microsoft.com/office/word/2010/wordml" xmlns:w15="http://schemas.microsoft.com/office/word/2012/wordml" xmlns:w16cei="http://schemas.microsoft.com/office/word/2026/wordml/cei" xmlns:w16cex="http://schemas.microsoft.com/office/word/2018/wordml/cex" xmlns:w16cid="http://schemas.microsoft.com/office/word/2016/wordml/cid" xmlns:w16="http://schemas.microsoft.com/office/word/2018/wordml" xmlns:w16du="http://schemas.microsoft.com/office/word/2023/wordml/word16du" xmlns:w16sdtdh="http://schemas.microsoft.com/office/word/2020/wordml/sdtdatahash" xmlns:w16sdtfl="http://schemas.microsoft.com/office/word/2024/wordml/sdtformatlock" xmlns:w16se="http://schemas.microsoft.com/office/word/2015/wordml/symex" xmlns:wpg="http://schemas.microsoft.com/office/word/2010/wordprocessingGroup" xmlns:wpi="http://schemas.microsoft.com/office/word/2010/wordprocessingInk" xmlns:wne="http://schemas.microsoft.com/office/word/2006/wordml" xmlns:wps="http://schemas.microsoft.com/office/word/2010/wordprocessingShape" mc:Ignorable="w14 w15 w16se w16cid w16 w16cex w16sdtdh w16sdtfl w16du wp14">
+  <w:footnote w:type="separator" w:id="-1">
+    <w:p>
+      <w:pPr>
+        <w:rPr>
+          <w:rFonts w:hint="eastAsia"/>
+        </w:rPr>
+      </w:pPr>
+      <w:r>
+        <w:separator/>
+      </w:r>
+    </w:p>
+  </w:footnote>
+  <w:footnote w:type="continuationSeparator" w:id="0">
+    <w:p>
+      <w:pPr>
+        <w:rPr>
+          <w:rFonts w:hint="eastAsia"/>
+        </w:rPr>
+      </w:pPr>
+      <w:r>
+        <w:continuationSeparator/>
+      </w:r>
+    </w:p>
+  </w:footnote>
+</w:footnotes>
 </file>
 
 <file path=word/numbering.xml><?xml version="1.0" encoding="utf-8"?>
@@ -16710,6 +17106,68 @@
       <w:u w:val="single"/>
     </w:rPr>
   </w:style>
+  <w:style w:type="paragraph" w:styleId="af">
+    <w:name w:val="header"/>
+    <w:basedOn w:val="a"/>
+    <w:link w:val="af0"/>
+    <w:uiPriority w:val="99"/>
+    <w:unhideWhenUsed/>
+    <w:rsid w:val="005A6C08"/>
+    <w:pPr>
+      <w:tabs>
+        <w:tab w:val="center" w:pos="4153"/>
+        <w:tab w:val="right" w:pos="8306"/>
+      </w:tabs>
+      <w:snapToGrid w:val="0"/>
+      <w:jc w:val="center"/>
+    </w:pPr>
+    <w:rPr>
+      <w:sz w:val="18"/>
+      <w:szCs w:val="18"/>
+    </w:rPr>
+  </w:style>
+  <w:style w:type="character" w:customStyle="1" w:styleId="af0">
+    <w:name w:val="页眉 字符"/>
+    <w:basedOn w:val="a0"/>
+    <w:link w:val="af"/>
+    <w:uiPriority w:val="99"/>
+    <w:rsid w:val="005A6C08"/>
+    <w:rPr>
+      <w:sz w:val="18"/>
+      <w:szCs w:val="18"/>
+    </w:rPr>
+  </w:style>
+  <w:style w:type="paragraph" w:styleId="af1">
+    <w:name w:val="footer"/>
+    <w:basedOn w:val="a"/>
+    <w:link w:val="af2"/>
+    <w:uiPriority w:val="99"/>
+    <w:unhideWhenUsed/>
+    <w:rsid w:val="005A6C08"/>
+    <w:pPr>
+      <w:tabs>
+        <w:tab w:val="center" w:pos="4153"/>
+        <w:tab w:val="right" w:pos="8306"/>
+      </w:tabs>
+      <w:snapToGrid w:val="0"/>
+      <w:jc w:val="left"/>
+    </w:pPr>
+    <w:rPr>
+      <w:sz w:val="18"/>
+      <w:szCs w:val="18"/>
+    </w:rPr>
+  </w:style>
+  <w:style w:type="character" w:customStyle="1" w:styleId="af2">
+    <w:name w:val="页脚 字符"/>
+    <w:basedOn w:val="a0"/>
+    <w:link w:val="af1"/>
+    <w:uiPriority w:val="99"/>
+    <w:rsid w:val="005A6C08"/>
+    <w:rPr>
+      <w:sz w:val="18"/>
+      <w:szCs w:val="18"/>
+    </w:rPr>
+  </w:style>
 </w:styles>
 </file>
 
